--- a/Taylor/ML Infrastructure/Taylor Pentz.docx
+++ b/Taylor/ML Infrastructure/Taylor Pentz.docx
@@ -6,12 +6,10 @@
       <w:pPr>
         <w:shd w:val="clear" w:color="auto" w:fill="DBE5F1" w:themeFill="accent1" w:themeFillTint="33"/>
         <w:spacing w:after="0" w:line="240" w:lineRule="auto"/>
-        <w:contextualSpacing/>
         <w:jc w:val="center"/>
         <w:rPr>
-          <w:rFonts w:ascii="Times New Roman" w:eastAsia="Times New Roman" w:hAnsi="Times New Roman" w:cs="Times New Roman"/>
-          <w:sz w:val="24"/>
-          <w:szCs w:val="24"/>
+          <w:rFonts w:ascii="Times New Roman" w:hAnsi="Times New Roman" w:cs="Times New Roman"/>
+          <w:sz w:val="24"/>
         </w:rPr>
       </w:pPr>
       <w:r>
@@ -66,47 +64,68 @@
         </w:rPr>
         <w:br/>
       </w:r>
-      <w:hyperlink r:id="rId9" w:history="1">
-        <w:r>
-          <w:rPr>
-            <w:rStyle w:val="Hyperlink"/>
-            <w:rFonts w:ascii="Times New Roman" w:eastAsia="Times New Roman" w:hAnsi="Times New Roman" w:cs="Times New Roman"/>
-            <w:color w:val="auto"/>
-            <w:sz w:val="24"/>
-            <w:szCs w:val="24"/>
-          </w:rPr>
-          <w:t>taylorpentz2@gmail.com</w:t>
-        </w:r>
-      </w:hyperlink>
-      <w:r>
-        <w:rPr>
-          <w:rFonts w:ascii="Times New Roman" w:eastAsia="Times New Roman" w:hAnsi="Times New Roman" w:cs="Times New Roman"/>
-          <w:sz w:val="24"/>
-          <w:szCs w:val="24"/>
-        </w:rPr>
-        <w:t xml:space="preserve"> | 1601 Larkin, High Point, NC | +1 8042860439</w:t>
-      </w:r>
-    </w:p>
-    <w:p>
-      <w:pPr>
-        <w:shd w:val="clear" w:color="auto" w:fill="DBE5F1" w:themeFill="accent1" w:themeFillTint="33"/>
-        <w:spacing w:after="0" w:line="240" w:lineRule="auto"/>
-        <w:contextualSpacing/>
-        <w:jc w:val="center"/>
-        <w:rPr>
-          <w:rFonts w:ascii="Times New Roman" w:eastAsia="Times New Roman" w:hAnsi="Times New Roman" w:cs="Times New Roman"/>
-          <w:sz w:val="28"/>
-          <w:szCs w:val="24"/>
-          <w:u w:val="single"/>
-        </w:rPr>
-      </w:pPr>
+      <w:bookmarkStart w:id="0" w:name="_GoBack"/>
+      <w:r>
+        <w:fldChar w:fldCharType="begin"/>
+      </w:r>
+      <w:r>
+        <w:instrText xml:space="preserve"> HYPERLINK "mailto:taylorpentz2@gmail.com" </w:instrText>
+      </w:r>
+      <w:r>
+        <w:fldChar w:fldCharType="separate"/>
+      </w:r>
+      <w:r>
+        <w:rPr>
+          <w:rStyle w:val="Hyperlink"/>
+          <w:rFonts w:ascii="Times New Roman" w:eastAsia="Times New Roman" w:hAnsi="Times New Roman" w:cs="Times New Roman"/>
+          <w:color w:val="auto"/>
+          <w:sz w:val="24"/>
+          <w:szCs w:val="24"/>
+        </w:rPr>
+        <w:t>taylorpentz2@gmail.com</w:t>
+      </w:r>
+      <w:r>
+        <w:rPr>
+          <w:rStyle w:val="Hyperlink"/>
+          <w:rFonts w:ascii="Times New Roman" w:eastAsia="Times New Roman" w:hAnsi="Times New Roman" w:cs="Times New Roman"/>
+          <w:color w:val="auto"/>
+          <w:sz w:val="24"/>
+          <w:szCs w:val="24"/>
+        </w:rPr>
+        <w:fldChar w:fldCharType="end"/>
+      </w:r>
+      <w:r>
+        <w:rPr>
+          <w:rFonts w:ascii="Times New Roman" w:eastAsia="Times New Roman" w:hAnsi="Times New Roman" w:cs="Times New Roman"/>
+          <w:sz w:val="24"/>
+          <w:szCs w:val="24"/>
+        </w:rPr>
+        <w:t xml:space="preserve"> | 1601 Larkin, High Point, NC | </w:t>
+      </w:r>
+      <w:r>
+        <w:rPr>
+          <w:rFonts w:ascii="Times New Roman" w:eastAsia="Times New Roman" w:hAnsi="Times New Roman" w:cs="Times New Roman"/>
+          <w:sz w:val="24"/>
+          <w:szCs w:val="24"/>
+        </w:rPr>
+        <w:t>+1 (980) 981-4522</w:t>
+      </w:r>
+      <w:r>
+        <w:rPr>
+          <w:rFonts w:ascii="Times New Roman" w:eastAsia="Times New Roman" w:hAnsi="Times New Roman" w:cs="Times New Roman"/>
+          <w:sz w:val="24"/>
+          <w:szCs w:val="24"/>
+        </w:rPr>
+        <w:t xml:space="preserve"> </w:t>
+      </w:r>
       <w:r>
         <w:rPr>
           <w:rFonts w:ascii="Times New Roman" w:hAnsi="Times New Roman" w:cs="Times New Roman"/>
           <w:sz w:val="24"/>
         </w:rPr>
-        <w:t>https://www.linkedin.com/in/taylor-pentz-698a98381/</w:t>
-      </w:r>
+        <w:t>https://www.linkedin.com/in/taylor-pentz-10a92a3aa</w:t>
+      </w:r>
+      <w:bookmarkEnd w:id="0"/>
     </w:p>
     <w:p>
       <w:pPr>
@@ -200,8 +219,6 @@
         </w:rPr>
         <w:t>Technical Skills</w:t>
       </w:r>
-      <w:bookmarkStart w:id="0" w:name="_GoBack"/>
-      <w:bookmarkEnd w:id="0"/>
     </w:p>
     <w:p>
       <w:pPr>
@@ -1895,15 +1912,7 @@
         <w:jc w:val="both"/>
       </w:pPr>
       <w:r>
-        <w:t xml:space="preserve">Assisted in building prototypes for computer vision research projects focused on depth estimation and 3D reconstruction using </w:t>
-      </w:r>
-      <w:proofErr w:type="spellStart"/>
-      <w:r>
-        <w:t>Kinect</w:t>
-      </w:r>
-      <w:proofErr w:type="spellEnd"/>
-      <w:r>
-        <w:t xml:space="preserve"> sensor data.</w:t>
+        <w:t>Assisted in building prototypes for computer vision research projects focused on depth estimation and 3D reconstruction using Kinect sensor data.</w:t>
       </w:r>
     </w:p>
     <w:p>
@@ -8118,7 +8127,7 @@
 </file>
 
 <file path=customXml/itemProps1.xml><?xml version="1.0" encoding="utf-8"?>
-<ds:datastoreItem xmlns:ds="http://schemas.openxmlformats.org/officeDocument/2006/customXml" ds:itemID="{EBA0394A-BC58-45A7-BB69-6ECD2399D6CC}">
+<ds:datastoreItem xmlns:ds="http://schemas.openxmlformats.org/officeDocument/2006/customXml" ds:itemID="{0E4696F0-7D99-449A-8153-2361CAA277DC}">
   <ds:schemaRefs>
     <ds:schemaRef ds:uri="http://schemas.openxmlformats.org/officeDocument/2006/bibliography"/>
   </ds:schemaRefs>

--- a/Taylor/ML Infrastructure/Taylor Pentz.docx
+++ b/Taylor/ML Infrastructure/Taylor Pentz.docx
@@ -64,67 +64,50 @@
         </w:rPr>
         <w:br/>
       </w:r>
+      <w:hyperlink r:id="rId9" w:history="1">
+        <w:r>
+          <w:rPr>
+            <w:rStyle w:val="Hyperlink"/>
+            <w:rFonts w:ascii="Times New Roman" w:eastAsia="Times New Roman" w:hAnsi="Times New Roman" w:cs="Times New Roman"/>
+            <w:color w:val="auto"/>
+            <w:sz w:val="24"/>
+            <w:szCs w:val="24"/>
+          </w:rPr>
+          <w:t>taylorpentz2@gmail.com</w:t>
+        </w:r>
+      </w:hyperlink>
+      <w:r>
+        <w:rPr>
+          <w:rFonts w:ascii="Times New Roman" w:eastAsia="Times New Roman" w:hAnsi="Times New Roman" w:cs="Times New Roman"/>
+          <w:sz w:val="24"/>
+          <w:szCs w:val="24"/>
+        </w:rPr>
+        <w:t xml:space="preserve"> | 1601 Larkin, High Point, NC | </w:t>
+      </w:r>
+      <w:r>
+        <w:rPr>
+          <w:rFonts w:ascii="Times New Roman" w:eastAsia="Times New Roman" w:hAnsi="Times New Roman" w:cs="Times New Roman"/>
+          <w:sz w:val="24"/>
+          <w:szCs w:val="24"/>
+        </w:rPr>
+        <w:t>+1 (980) 981-4522</w:t>
+      </w:r>
+      <w:r>
+        <w:rPr>
+          <w:rFonts w:ascii="Times New Roman" w:eastAsia="Times New Roman" w:hAnsi="Times New Roman" w:cs="Times New Roman"/>
+          <w:sz w:val="24"/>
+          <w:szCs w:val="24"/>
+        </w:rPr>
+        <w:t xml:space="preserve"> </w:t>
+      </w:r>
+      <w:r>
+        <w:rPr>
+          <w:rFonts w:ascii="Times New Roman" w:hAnsi="Times New Roman" w:cs="Times New Roman"/>
+          <w:sz w:val="24"/>
+        </w:rPr>
+        <w:t>https://www.linkedin.com/in/taylor-p-b0389a3ba</w:t>
+      </w:r>
       <w:bookmarkStart w:id="0" w:name="_GoBack"/>
-      <w:r>
-        <w:fldChar w:fldCharType="begin"/>
-      </w:r>
-      <w:r>
-        <w:instrText xml:space="preserve"> HYPERLINK "mailto:taylorpentz2@gmail.com" </w:instrText>
-      </w:r>
-      <w:r>
-        <w:fldChar w:fldCharType="separate"/>
-      </w:r>
-      <w:r>
-        <w:rPr>
-          <w:rStyle w:val="Hyperlink"/>
-          <w:rFonts w:ascii="Times New Roman" w:eastAsia="Times New Roman" w:hAnsi="Times New Roman" w:cs="Times New Roman"/>
-          <w:color w:val="auto"/>
-          <w:sz w:val="24"/>
-          <w:szCs w:val="24"/>
-        </w:rPr>
-        <w:t>taylorpentz2@gmail.com</w:t>
-      </w:r>
-      <w:r>
-        <w:rPr>
-          <w:rStyle w:val="Hyperlink"/>
-          <w:rFonts w:ascii="Times New Roman" w:eastAsia="Times New Roman" w:hAnsi="Times New Roman" w:cs="Times New Roman"/>
-          <w:color w:val="auto"/>
-          <w:sz w:val="24"/>
-          <w:szCs w:val="24"/>
-        </w:rPr>
-        <w:fldChar w:fldCharType="end"/>
-      </w:r>
-      <w:r>
-        <w:rPr>
-          <w:rFonts w:ascii="Times New Roman" w:eastAsia="Times New Roman" w:hAnsi="Times New Roman" w:cs="Times New Roman"/>
-          <w:sz w:val="24"/>
-          <w:szCs w:val="24"/>
-        </w:rPr>
-        <w:t xml:space="preserve"> | 1601 Larkin, High Point, NC | </w:t>
-      </w:r>
-      <w:r>
-        <w:rPr>
-          <w:rFonts w:ascii="Times New Roman" w:eastAsia="Times New Roman" w:hAnsi="Times New Roman" w:cs="Times New Roman"/>
-          <w:sz w:val="24"/>
-          <w:szCs w:val="24"/>
-        </w:rPr>
-        <w:t>+1 (980) 981-4522</w:t>
-      </w:r>
-      <w:r>
-        <w:rPr>
-          <w:rFonts w:ascii="Times New Roman" w:eastAsia="Times New Roman" w:hAnsi="Times New Roman" w:cs="Times New Roman"/>
-          <w:sz w:val="24"/>
-          <w:szCs w:val="24"/>
-        </w:rPr>
-        <w:t xml:space="preserve"> </w:t>
-      </w:r>
-      <w:r>
-        <w:rPr>
-          <w:rFonts w:ascii="Times New Roman" w:hAnsi="Times New Roman" w:cs="Times New Roman"/>
-          <w:sz w:val="24"/>
-        </w:rPr>
-        <w:t>https://www.linkedin.com/in/taylor-pentz-10a92a3aa</w:t>
-      </w:r>
       <w:bookmarkEnd w:id="0"/>
     </w:p>
     <w:p>
@@ -359,18 +342,8 @@
           <w:sz w:val="24"/>
           <w:szCs w:val="24"/>
         </w:rPr>
-        <w:t xml:space="preserve">, Flask, Node.js, Java, </w:t>
-      </w:r>
-      <w:proofErr w:type="spellStart"/>
-      <w:r>
-        <w:rPr>
-          <w:rFonts w:ascii="Times New Roman" w:eastAsia="Times New Roman" w:hAnsi="Times New Roman" w:cs="Times New Roman"/>
-          <w:sz w:val="24"/>
-          <w:szCs w:val="24"/>
-        </w:rPr>
-        <w:t>Scala</w:t>
-      </w:r>
-      <w:proofErr w:type="spellEnd"/>
+        <w:t>, Flask, Node.js, Java, Scala</w:t>
+      </w:r>
     </w:p>
     <w:p>
       <w:pPr>
@@ -395,109 +368,15 @@
           <w:sz w:val="24"/>
           <w:szCs w:val="24"/>
         </w:rPr>
-        <w:t xml:space="preserve">Cloud &amp; </w:t>
-      </w:r>
-      <w:proofErr w:type="spellStart"/>
-      <w:r>
-        <w:rPr>
-          <w:rFonts w:ascii="Times New Roman" w:eastAsia="Times New Roman" w:hAnsi="Times New Roman" w:cs="Times New Roman"/>
-          <w:b/>
-          <w:bCs/>
-          <w:sz w:val="24"/>
-          <w:szCs w:val="24"/>
-        </w:rPr>
-        <w:t>DevOps</w:t>
-      </w:r>
-      <w:proofErr w:type="spellEnd"/>
-      <w:r>
-        <w:rPr>
-          <w:rFonts w:ascii="Times New Roman" w:eastAsia="Times New Roman" w:hAnsi="Times New Roman" w:cs="Times New Roman"/>
-          <w:b/>
-          <w:bCs/>
-          <w:sz w:val="24"/>
-          <w:szCs w:val="24"/>
-        </w:rPr>
-        <w:t>:</w:t>
-      </w:r>
-      <w:r>
-        <w:rPr>
-          <w:rFonts w:ascii="Times New Roman" w:eastAsia="Times New Roman" w:hAnsi="Times New Roman" w:cs="Times New Roman"/>
-          <w:sz w:val="24"/>
-          <w:szCs w:val="24"/>
-        </w:rPr>
-        <w:t xml:space="preserve"> AWS, GCP, </w:t>
-      </w:r>
-      <w:proofErr w:type="spellStart"/>
-      <w:r>
-        <w:rPr>
-          <w:rFonts w:ascii="Times New Roman" w:eastAsia="Times New Roman" w:hAnsi="Times New Roman" w:cs="Times New Roman"/>
-          <w:sz w:val="24"/>
-          <w:szCs w:val="24"/>
-        </w:rPr>
-        <w:t>Docker</w:t>
-      </w:r>
-      <w:proofErr w:type="spellEnd"/>
-      <w:r>
-        <w:rPr>
-          <w:rFonts w:ascii="Times New Roman" w:eastAsia="Times New Roman" w:hAnsi="Times New Roman" w:cs="Times New Roman"/>
-          <w:sz w:val="24"/>
-          <w:szCs w:val="24"/>
-        </w:rPr>
-        <w:t xml:space="preserve">, </w:t>
-      </w:r>
-      <w:proofErr w:type="spellStart"/>
-      <w:r>
-        <w:rPr>
-          <w:rFonts w:ascii="Times New Roman" w:eastAsia="Times New Roman" w:hAnsi="Times New Roman" w:cs="Times New Roman"/>
-          <w:sz w:val="24"/>
-          <w:szCs w:val="24"/>
-        </w:rPr>
-        <w:t>Kubernetes</w:t>
-      </w:r>
-      <w:proofErr w:type="spellEnd"/>
-      <w:r>
-        <w:rPr>
-          <w:rFonts w:ascii="Times New Roman" w:eastAsia="Times New Roman" w:hAnsi="Times New Roman" w:cs="Times New Roman"/>
-          <w:sz w:val="24"/>
-          <w:szCs w:val="24"/>
-        </w:rPr>
-        <w:t xml:space="preserve">, </w:t>
-      </w:r>
-      <w:proofErr w:type="spellStart"/>
-      <w:r>
-        <w:rPr>
-          <w:rFonts w:ascii="Times New Roman" w:eastAsia="Times New Roman" w:hAnsi="Times New Roman" w:cs="Times New Roman"/>
-          <w:sz w:val="24"/>
-          <w:szCs w:val="24"/>
-        </w:rPr>
-        <w:t>Terraform</w:t>
-      </w:r>
-      <w:proofErr w:type="spellEnd"/>
-      <w:r>
-        <w:rPr>
-          <w:rFonts w:ascii="Times New Roman" w:eastAsia="Times New Roman" w:hAnsi="Times New Roman" w:cs="Times New Roman"/>
-          <w:sz w:val="24"/>
-          <w:szCs w:val="24"/>
-        </w:rPr>
-        <w:t>, CI/CD pipelines (</w:t>
-      </w:r>
-      <w:proofErr w:type="spellStart"/>
-      <w:r>
-        <w:rPr>
-          <w:rFonts w:ascii="Times New Roman" w:eastAsia="Times New Roman" w:hAnsi="Times New Roman" w:cs="Times New Roman"/>
-          <w:sz w:val="24"/>
-          <w:szCs w:val="24"/>
-        </w:rPr>
-        <w:t>GitHub</w:t>
-      </w:r>
-      <w:proofErr w:type="spellEnd"/>
-      <w:r>
-        <w:rPr>
-          <w:rFonts w:ascii="Times New Roman" w:eastAsia="Times New Roman" w:hAnsi="Times New Roman" w:cs="Times New Roman"/>
-          <w:sz w:val="24"/>
-          <w:szCs w:val="24"/>
-        </w:rPr>
-        <w:t xml:space="preserve"> Actions, Jenkins, </w:t>
+        <w:t>Cloud &amp; DevOps:</w:t>
+      </w:r>
+      <w:r>
+        <w:rPr>
+          <w:rFonts w:ascii="Times New Roman" w:eastAsia="Times New Roman" w:hAnsi="Times New Roman" w:cs="Times New Roman"/>
+          <w:sz w:val="24"/>
+          <w:szCs w:val="24"/>
+        </w:rPr>
+        <w:t xml:space="preserve"> AWS, GCP, Docker, Kubernetes, Terraform, CI/CD pipelines (GitHub Actions, Jenkins, </w:t>
       </w:r>
       <w:proofErr w:type="spellStart"/>
       <w:r>
@@ -549,61 +428,7 @@
           <w:sz w:val="24"/>
           <w:szCs w:val="24"/>
         </w:rPr>
-        <w:t xml:space="preserve"> SQL (</w:t>
-      </w:r>
-      <w:proofErr w:type="spellStart"/>
-      <w:r>
-        <w:rPr>
-          <w:rFonts w:ascii="Times New Roman" w:eastAsia="Times New Roman" w:hAnsi="Times New Roman" w:cs="Times New Roman"/>
-          <w:sz w:val="24"/>
-          <w:szCs w:val="24"/>
-        </w:rPr>
-        <w:t>PostgreSQL</w:t>
-      </w:r>
-      <w:proofErr w:type="spellEnd"/>
-      <w:r>
-        <w:rPr>
-          <w:rFonts w:ascii="Times New Roman" w:eastAsia="Times New Roman" w:hAnsi="Times New Roman" w:cs="Times New Roman"/>
-          <w:sz w:val="24"/>
-          <w:szCs w:val="24"/>
-        </w:rPr>
-        <w:t xml:space="preserve">, MySQL, MSSQL), </w:t>
-      </w:r>
-      <w:proofErr w:type="spellStart"/>
-      <w:r>
-        <w:rPr>
-          <w:rFonts w:ascii="Times New Roman" w:eastAsia="Times New Roman" w:hAnsi="Times New Roman" w:cs="Times New Roman"/>
-          <w:sz w:val="24"/>
-          <w:szCs w:val="24"/>
-        </w:rPr>
-        <w:t>NoSQL</w:t>
-      </w:r>
-      <w:proofErr w:type="spellEnd"/>
-      <w:r>
-        <w:rPr>
-          <w:rFonts w:ascii="Times New Roman" w:eastAsia="Times New Roman" w:hAnsi="Times New Roman" w:cs="Times New Roman"/>
-          <w:sz w:val="24"/>
-          <w:szCs w:val="24"/>
-        </w:rPr>
-        <w:t xml:space="preserve"> (</w:t>
-      </w:r>
-      <w:proofErr w:type="spellStart"/>
-      <w:r>
-        <w:rPr>
-          <w:rFonts w:ascii="Times New Roman" w:eastAsia="Times New Roman" w:hAnsi="Times New Roman" w:cs="Times New Roman"/>
-          <w:sz w:val="24"/>
-          <w:szCs w:val="24"/>
-        </w:rPr>
-        <w:t>MongoDB</w:t>
-      </w:r>
-      <w:proofErr w:type="spellEnd"/>
-      <w:r>
-        <w:rPr>
-          <w:rFonts w:ascii="Times New Roman" w:eastAsia="Times New Roman" w:hAnsi="Times New Roman" w:cs="Times New Roman"/>
-          <w:sz w:val="24"/>
-          <w:szCs w:val="24"/>
-        </w:rPr>
-        <w:t xml:space="preserve">, </w:t>
+        <w:t xml:space="preserve"> SQL (PostgreSQL, MySQL, MSSQL), NoSQL (MongoDB, </w:t>
       </w:r>
       <w:proofErr w:type="spellStart"/>
       <w:r>
@@ -998,43 +823,7 @@
           <w:sz w:val="24"/>
           <w:szCs w:val="24"/>
         </w:rPr>
-        <w:t xml:space="preserve">Architected distributed ML infrastructure on AWS and GCP leveraging </w:t>
-      </w:r>
-      <w:proofErr w:type="spellStart"/>
-      <w:r>
-        <w:rPr>
-          <w:rFonts w:ascii="Times New Roman" w:eastAsia="Times New Roman" w:hAnsi="Times New Roman" w:cs="Times New Roman"/>
-          <w:sz w:val="24"/>
-          <w:szCs w:val="24"/>
-        </w:rPr>
-        <w:t>Docker</w:t>
-      </w:r>
-      <w:proofErr w:type="spellEnd"/>
-      <w:r>
-        <w:rPr>
-          <w:rFonts w:ascii="Times New Roman" w:eastAsia="Times New Roman" w:hAnsi="Times New Roman" w:cs="Times New Roman"/>
-          <w:sz w:val="24"/>
-          <w:szCs w:val="24"/>
-        </w:rPr>
-        <w:t xml:space="preserve"> and </w:t>
-      </w:r>
-      <w:proofErr w:type="spellStart"/>
-      <w:r>
-        <w:rPr>
-          <w:rFonts w:ascii="Times New Roman" w:eastAsia="Times New Roman" w:hAnsi="Times New Roman" w:cs="Times New Roman"/>
-          <w:sz w:val="24"/>
-          <w:szCs w:val="24"/>
-        </w:rPr>
-        <w:t>Kubernetes</w:t>
-      </w:r>
-      <w:proofErr w:type="spellEnd"/>
-      <w:r>
-        <w:rPr>
-          <w:rFonts w:ascii="Times New Roman" w:eastAsia="Times New Roman" w:hAnsi="Times New Roman" w:cs="Times New Roman"/>
-          <w:sz w:val="24"/>
-          <w:szCs w:val="24"/>
-        </w:rPr>
-        <w:t>, streamlining deployment of AI models into real-time systems.</w:t>
+        <w:t>Architected distributed ML infrastructure on AWS and GCP leveraging Docker and Kubernetes, streamlining deployment of AI models into real-time systems.</w:t>
       </w:r>
     </w:p>
     <w:p>
@@ -1253,25 +1042,7 @@
           <w:sz w:val="24"/>
           <w:szCs w:val="24"/>
         </w:rPr>
-        <w:t xml:space="preserve">Implemented scalable ML data pipelines that ingested structured and unstructured data into SQL and </w:t>
-      </w:r>
-      <w:proofErr w:type="spellStart"/>
-      <w:r>
-        <w:rPr>
-          <w:rFonts w:ascii="Times New Roman" w:eastAsia="Times New Roman" w:hAnsi="Times New Roman" w:cs="Times New Roman"/>
-          <w:sz w:val="24"/>
-          <w:szCs w:val="24"/>
-        </w:rPr>
-        <w:t>NoSQL</w:t>
-      </w:r>
-      <w:proofErr w:type="spellEnd"/>
-      <w:r>
-        <w:rPr>
-          <w:rFonts w:ascii="Times New Roman" w:eastAsia="Times New Roman" w:hAnsi="Times New Roman" w:cs="Times New Roman"/>
-          <w:sz w:val="24"/>
-          <w:szCs w:val="24"/>
-        </w:rPr>
-        <w:t xml:space="preserve"> systems, enabling advanced AI applications.</w:t>
+        <w:t>Implemented scalable ML data pipelines that ingested structured and unstructured data into SQL and NoSQL systems, enabling advanced AI applications.</w:t>
       </w:r>
     </w:p>
     <w:p>
@@ -1319,43 +1090,7 @@
           <w:sz w:val="24"/>
           <w:szCs w:val="24"/>
         </w:rPr>
-        <w:t xml:space="preserve">Automated deployment of ML workloads with </w:t>
-      </w:r>
-      <w:proofErr w:type="spellStart"/>
-      <w:r>
-        <w:rPr>
-          <w:rFonts w:ascii="Times New Roman" w:eastAsia="Times New Roman" w:hAnsi="Times New Roman" w:cs="Times New Roman"/>
-          <w:sz w:val="24"/>
-          <w:szCs w:val="24"/>
-        </w:rPr>
-        <w:t>Docker</w:t>
-      </w:r>
-      <w:proofErr w:type="spellEnd"/>
-      <w:r>
-        <w:rPr>
-          <w:rFonts w:ascii="Times New Roman" w:eastAsia="Times New Roman" w:hAnsi="Times New Roman" w:cs="Times New Roman"/>
-          <w:sz w:val="24"/>
-          <w:szCs w:val="24"/>
-        </w:rPr>
-        <w:t xml:space="preserve"> and </w:t>
-      </w:r>
-      <w:proofErr w:type="spellStart"/>
-      <w:r>
-        <w:rPr>
-          <w:rFonts w:ascii="Times New Roman" w:eastAsia="Times New Roman" w:hAnsi="Times New Roman" w:cs="Times New Roman"/>
-          <w:sz w:val="24"/>
-          <w:szCs w:val="24"/>
-        </w:rPr>
-        <w:t>Kubernetes</w:t>
-      </w:r>
-      <w:proofErr w:type="spellEnd"/>
-      <w:r>
-        <w:rPr>
-          <w:rFonts w:ascii="Times New Roman" w:eastAsia="Times New Roman" w:hAnsi="Times New Roman" w:cs="Times New Roman"/>
-          <w:sz w:val="24"/>
-          <w:szCs w:val="24"/>
-        </w:rPr>
-        <w:t>, ensuring robust and fault-tolerant operations across distributed systems.</w:t>
+        <w:t>Automated deployment of ML workloads with Docker and Kubernetes, ensuring robust and fault-tolerant operations across distributed systems.</w:t>
       </w:r>
     </w:p>
     <w:p>
@@ -1511,25 +1246,7 @@
           <w:sz w:val="24"/>
           <w:szCs w:val="24"/>
         </w:rPr>
-        <w:t xml:space="preserve">Mentored junior developers in coding practices, </w:t>
-      </w:r>
-      <w:proofErr w:type="spellStart"/>
-      <w:r>
-        <w:rPr>
-          <w:rFonts w:ascii="Times New Roman" w:eastAsia="Times New Roman" w:hAnsi="Times New Roman" w:cs="Times New Roman"/>
-          <w:sz w:val="24"/>
-          <w:szCs w:val="24"/>
-        </w:rPr>
-        <w:t>DevOps</w:t>
-      </w:r>
-      <w:proofErr w:type="spellEnd"/>
-      <w:r>
-        <w:rPr>
-          <w:rFonts w:ascii="Times New Roman" w:eastAsia="Times New Roman" w:hAnsi="Times New Roman" w:cs="Times New Roman"/>
-          <w:sz w:val="24"/>
-          <w:szCs w:val="24"/>
-        </w:rPr>
-        <w:t xml:space="preserve"> workflows, and machine learning fundamentals, fostering professional growth and retention.</w:t>
+        <w:t>Mentored junior developers in coding practices, DevOps workflows, and machine learning fundamentals, fostering professional growth and retention.</w:t>
       </w:r>
     </w:p>
     <w:p>
@@ -1705,25 +1422,7 @@
           <w:sz w:val="24"/>
           <w:szCs w:val="24"/>
         </w:rPr>
-        <w:t xml:space="preserve">Migrated critical services to containerized environments using </w:t>
-      </w:r>
-      <w:proofErr w:type="spellStart"/>
-      <w:r>
-        <w:rPr>
-          <w:rFonts w:ascii="Times New Roman" w:eastAsia="Times New Roman" w:hAnsi="Times New Roman" w:cs="Times New Roman"/>
-          <w:sz w:val="24"/>
-          <w:szCs w:val="24"/>
-        </w:rPr>
-        <w:t>Docker</w:t>
-      </w:r>
-      <w:proofErr w:type="spellEnd"/>
-      <w:r>
-        <w:rPr>
-          <w:rFonts w:ascii="Times New Roman" w:eastAsia="Times New Roman" w:hAnsi="Times New Roman" w:cs="Times New Roman"/>
-          <w:sz w:val="24"/>
-          <w:szCs w:val="24"/>
-        </w:rPr>
-        <w:t>, simplifying deployment and reducing infrastructure maintenance overhead.</w:t>
+        <w:t>Migrated critical services to containerized environments using Docker, simplifying deployment and reducing infrastructure maintenance overhead.</w:t>
       </w:r>
     </w:p>
     <w:p>
@@ -2068,15 +1767,7 @@
         <w:t>SLAM Optimization:</w:t>
       </w:r>
       <w:r>
-        <w:t xml:space="preserve"> Adapted and </w:t>
-      </w:r>
-      <w:proofErr w:type="spellStart"/>
-      <w:r>
-        <w:t>productionized</w:t>
-      </w:r>
-      <w:proofErr w:type="spellEnd"/>
-      <w:r>
-        <w:t xml:space="preserve"> state-of-the-art SLAM algorithms for real-time navigation in robotics systems.</w:t>
+        <w:t xml:space="preserve"> Adapted and productionized state-of-the-art SLAM algorithms for real-time navigation in robotics systems.</w:t>
       </w:r>
     </w:p>
     <w:p>
@@ -2188,23 +1879,13 @@
           <w:szCs w:val="24"/>
         </w:rPr>
       </w:pPr>
-      <w:proofErr w:type="spellStart"/>
-      <w:r>
-        <w:rPr>
-          <w:rFonts w:ascii="Times New Roman" w:eastAsia="Times New Roman" w:hAnsi="Times New Roman" w:cs="Times New Roman"/>
-          <w:sz w:val="24"/>
-          <w:szCs w:val="24"/>
-        </w:rPr>
-        <w:t>Docker</w:t>
-      </w:r>
-      <w:proofErr w:type="spellEnd"/>
-      <w:r>
-        <w:rPr>
-          <w:rFonts w:ascii="Times New Roman" w:eastAsia="Times New Roman" w:hAnsi="Times New Roman" w:cs="Times New Roman"/>
-          <w:sz w:val="24"/>
-          <w:szCs w:val="24"/>
-        </w:rPr>
-        <w:t xml:space="preserve"> Certified Associate</w:t>
+      <w:r>
+        <w:rPr>
+          <w:rFonts w:ascii="Times New Roman" w:eastAsia="Times New Roman" w:hAnsi="Times New Roman" w:cs="Times New Roman"/>
+          <w:sz w:val="24"/>
+          <w:szCs w:val="24"/>
+        </w:rPr>
+        <w:t>Docker Certified Associate</w:t>
       </w:r>
     </w:p>
     <w:p>
@@ -8127,7 +7808,7 @@
 </file>
 
 <file path=customXml/itemProps1.xml><?xml version="1.0" encoding="utf-8"?>
-<ds:datastoreItem xmlns:ds="http://schemas.openxmlformats.org/officeDocument/2006/customXml" ds:itemID="{0E4696F0-7D99-449A-8153-2361CAA277DC}">
+<ds:datastoreItem xmlns:ds="http://schemas.openxmlformats.org/officeDocument/2006/customXml" ds:itemID="{672DF305-9FC4-4750-A797-B80D13658FA5}">
   <ds:schemaRefs>
     <ds:schemaRef ds:uri="http://schemas.openxmlformats.org/officeDocument/2006/bibliography"/>
   </ds:schemaRefs>
